--- a/Asmahan_Al_Safwan_Academic_CV_v.2.docx
+++ b/Asmahan_Al_Safwan_Academic_CV_v.2.docx
@@ -102,7 +102,7 @@
         <w:keepLines w:val="0"/>
       </w:pPr>
       <w:r>
-        <w:t>Education researcher with a disciplinary foundation in physics and extensive experience in secondary physics teaching. Doctoral research examined Saudi secondary students’ and teachers’ understandings of thermal concepts, with particular attention to conceptual understanding, conceptual change, language, culture and curriculum. Current research extends these interests in how learners construct and transform understanding into early childhood education, narrative pedagogy and the development of Guardian Pedagogy.</w:t>
+        <w:t>Education researcher with a disciplinary foundation in physics and extensive experience in secondary physics teaching. Academic research began in applied physics, nanotechnology and materials science before moving within Curtin into science education. Doctoral research examined Saudi secondary students’ and teachers’ understandings of thermal concepts, with particular attention to conceptual understanding, conceptual change, language, culture and curriculum. Current research extends these interests in how learners construct and transform understanding into early childhood education, narrative pedagogy and the development of Guardian Pedagogy.</w:t>
       </w:r>
     </w:p>
     <w:p>
@@ -355,16 +355,13 @@
           <w:b/>
           <w:color w:val="08264B"/>
         </w:rPr>
-        <w:t>2019</w:t>
+        <w:t>2019  Doctor of Philosophy — Curtin University, Australia</w:t>
       </w:r>
-      <w:r>
-        <w:t xml:space="preserve">  </w:t>
-      </w:r>
+      <w:r/>
       <w:r>
         <w:rPr>
           <w:b/>
         </w:rPr>
-        <w:t>Doctor of Philosophy (Applied Physics) — Curtin University, Australia</w:t>
       </w:r>
     </w:p>
     <w:p>
@@ -373,7 +370,7 @@
         <w:ind w:left="648"/>
       </w:pPr>
       <w:r>
-        <w:t>Thesis: Saudi Female High School Students’ and Teachers’ Understandings of Thermal Concepts. Doctoral research situated in science education and conceptual change; internationally examined, with both examiners recommending passage with relatively minor revisions.</w:t>
+        <w:t>Formal Curtin course registration: Doctor of Philosophy – Applied Physics; enrolling school: School of Education. Thesis: Saudi Female High School Students’ and Teachers’ Understandings of Thermal Concepts. Doctoral research situated in physics/science education and conceptual change; internationally examined, with both examiners recommending passage with relatively minor revisions.</w:t>
       </w:r>
     </w:p>
     <w:p>
@@ -452,7 +449,7 @@
         <w:keepLines w:val="0"/>
       </w:pPr>
       <w:r>
-        <w:t>Research developed from physics and materials science into science education, focusing on how learners understand thermal concepts and how language, culture, curriculum and scientific terminology shape conceptual understanding and change.</w:t>
+        <w:t>Research developed from applied physics, nanotechnology and materials science into physics and science education, focusing on how learners understand thermal concepts and how language, culture, curriculum and scientific terminology shape conceptual understanding and change.</w:t>
       </w:r>
     </w:p>
     <w:p>
